--- a/assets/docs/lop3/Toan - Lop 3.docx
+++ b/assets/docs/lop3/Toan - Lop 3.docx
@@ -4047,7 +4047,7 @@
                 <w:i w:val="0"/>
                 <w:sz w:val="18"/>
               </w:rPr>
-              <w:t>STEM: Trải nghiệm cùng một phần mấy (Toán – Mĩ thuật) — dạy thay cho tiết này.</w:t>
+              <w:t>STEM: Mâm cỗ Trung thu chia đều (Toán – TN&amp;XH – Công nghệ – Mĩ thuật) — dạy thay cho tiết này.</w:t>
             </w:r>
           </w:p>
         </w:tc>
@@ -4162,6 +4162,7 @@
                 <w:i w:val="0"/>
                 <w:sz w:val="18"/>
               </w:rPr>
+              <w:t>STEM: Mâm cỗ Trung thu chia đều (Toán – TN&amp;XH – Công nghệ – Mĩ thuật) — dạy thay cho tiết này.</w:t>
             </w:r>
           </w:p>
         </w:tc>
@@ -4509,7 +4510,7 @@
                 <w:i w:val="0"/>
                 <w:sz w:val="18"/>
               </w:rPr>
-              <w:t>Năng lực số 1.1 CB1b: HS quan sát hình động và khối 3 chiều xoay được trên màn hình, đếm đúng số mặt, cạnh, đỉnh, nêu được quan hệ giữa số đo cạnh với chu vi, diện tích</w:t>
+              <w:t>Năng lực số 1.1 CB1b: HS quan sát hình vẽ động trên màn hình, kéo điểm M trên đoạn thẳng AB, đọc số đo AM, MB và nhận ra M là trung điểm khi AM = MB</w:t>
             </w:r>
           </w:p>
         </w:tc>
@@ -4739,7 +4740,7 @@
                 <w:i w:val="0"/>
                 <w:sz w:val="18"/>
               </w:rPr>
-              <w:t>Năng lực số 1.1 CB1b: HS quan sát hình động và khối 3 chiều xoay được trên màn hình, đếm đúng số mặt, cạnh, đỉnh, nêu được quan hệ giữa số đo cạnh với chu vi, diện tích</w:t>
+              <w:t>Năng lực số 1.1 CB1b: HS quan sát hình vẽ động trên màn hình, kéo một điểm chạy trên đường tròn, đọc số đo bán kính, nhận ra các bán kính luôn bằng nhau và đường kính gấp 2 lần bán kính</w:t>
             </w:r>
           </w:p>
           <w:p>
